--- a/LAPORAN/JOBSEET 5 dan 6.docx
+++ b/LAPORAN/JOBSEET 5 dan 6.docx
@@ -875,6 +875,7 @@
       <w:r>
         <w:rPr>
           <w:rFonts w:ascii="Times New Roman" w:hAnsi="Times New Roman" w:cs="Times New Roman"/>
+          <w:noProof/>
           <w:sz w:val="24"/>
           <w:szCs w:val="24"/>
         </w:rPr>
@@ -1012,6 +1013,7 @@
       <w:r>
         <w:rPr>
           <w:rFonts w:ascii="Times New Roman" w:hAnsi="Times New Roman" w:cs="Times New Roman"/>
+          <w:noProof/>
           <w:sz w:val="24"/>
           <w:szCs w:val="24"/>
         </w:rPr>
@@ -1191,6 +1193,7 @@
       <w:r>
         <w:rPr>
           <w:rFonts w:ascii="Times New Roman" w:hAnsi="Times New Roman" w:cs="Times New Roman"/>
+          <w:noProof/>
           <w:sz w:val="24"/>
           <w:szCs w:val="24"/>
         </w:rPr>
@@ -2031,6 +2034,7 @@
       <w:r>
         <w:rPr>
           <w:rFonts w:ascii="Segoe UI" w:hAnsi="Segoe UI" w:cs="Segoe UI"/>
+          <w:noProof/>
           <w:color w:val="1F2328"/>
         </w:rPr>
         <w:drawing>
@@ -2436,6 +2440,7 @@
       <w:r>
         <w:rPr>
           <w:rFonts w:ascii="Segoe UI" w:hAnsi="Segoe UI" w:cs="Segoe UI"/>
+          <w:noProof/>
           <w:color w:val="1F2328"/>
         </w:rPr>
         <w:drawing>
@@ -2992,6 +2997,58 @@
     </w:p>
     <w:p>
       <w:pPr>
+        <w:shd w:val="clear" w:color="auto" w:fill="FFFFFF"/>
+        <w:spacing w:after="0" w:afterAutospacing="1" w:line="240" w:lineRule="auto"/>
+        <w:ind w:left="720"/>
+        <w:rPr>
+          <w:rFonts w:ascii="Segoe UI" w:hAnsi="Segoe UI" w:cs="Segoe UI"/>
+          <w:color w:val="1F2328"/>
+        </w:rPr>
+      </w:pPr>
+      <w:r>
+        <w:rPr>
+          <w:rFonts w:ascii="Segoe UI" w:hAnsi="Segoe UI" w:cs="Segoe UI"/>
+          <w:color w:val="1F2328"/>
+        </w:rPr>
+        <w:drawing>
+          <wp:inline distT="0" distB="0" distL="0" distR="0" wp14:anchorId="37709A3B" wp14:editId="61F9C0C9">
+            <wp:extent cx="3449370" cy="2588029"/>
+            <wp:effectExtent l="0" t="0" r="0" b="3175"/>
+            <wp:docPr id="3" name="Picture 3"/>
+            <wp:cNvGraphicFramePr>
+              <a:graphicFrameLocks xmlns:a="http://schemas.openxmlformats.org/drawingml/2006/main" noChangeAspect="1"/>
+            </wp:cNvGraphicFramePr>
+            <a:graphic xmlns:a="http://schemas.openxmlformats.org/drawingml/2006/main">
+              <a:graphicData uri="http://schemas.openxmlformats.org/drawingml/2006/picture">
+                <pic:pic xmlns:pic="http://schemas.openxmlformats.org/drawingml/2006/picture">
+                  <pic:nvPicPr>
+                    <pic:cNvPr id="1" name=""/>
+                    <pic:cNvPicPr/>
+                  </pic:nvPicPr>
+                  <pic:blipFill>
+                    <a:blip r:embed="rId15"/>
+                    <a:stretch>
+                      <a:fillRect/>
+                    </a:stretch>
+                  </pic:blipFill>
+                  <pic:spPr>
+                    <a:xfrm>
+                      <a:off x="0" y="0"/>
+                      <a:ext cx="3452827" cy="2590622"/>
+                    </a:xfrm>
+                    <a:prstGeom prst="rect">
+                      <a:avLst/>
+                    </a:prstGeom>
+                  </pic:spPr>
+                </pic:pic>
+              </a:graphicData>
+            </a:graphic>
+          </wp:inline>
+        </w:drawing>
+      </w:r>
+    </w:p>
+    <w:p>
+      <w:pPr>
         <w:numPr>
           <w:ilvl w:val="0"/>
           <w:numId w:val="6"/>
@@ -3333,548 +3390,65 @@
     </w:p>
     <w:p>
       <w:pPr>
-        <w:numPr>
-          <w:ilvl w:val="0"/>
-          <w:numId w:val="6"/>
-        </w:numPr>
         <w:shd w:val="clear" w:color="auto" w:fill="FFFFFF"/>
         <w:spacing w:after="0" w:afterAutospacing="1" w:line="240" w:lineRule="auto"/>
-        <w:rPr>
-          <w:rFonts w:ascii="Segoe UI" w:hAnsi="Segoe UI" w:cs="Segoe UI"/>
-          <w:color w:val="1F2328"/>
-        </w:rPr>
-      </w:pPr>
-      <w:r>
-        <w:rPr>
-          <w:rStyle w:val="Strong"/>
-          <w:rFonts w:ascii="Segoe UI" w:hAnsi="Segoe UI" w:cs="Segoe UI"/>
-          <w:color w:val="1F2328"/>
-        </w:rPr>
-        <w:t xml:space="preserve">Refactor </w:t>
-      </w:r>
-      <w:proofErr w:type="spellStart"/>
-      <w:r>
-        <w:rPr>
-          <w:rStyle w:val="Strong"/>
-          <w:rFonts w:ascii="Segoe UI" w:hAnsi="Segoe UI" w:cs="Segoe UI"/>
-          <w:color w:val="1F2328"/>
-        </w:rPr>
-        <w:t>validasi</w:t>
-      </w:r>
-      <w:proofErr w:type="spellEnd"/>
-      <w:r>
-        <w:rPr>
-          <w:rFonts w:ascii="Segoe UI" w:hAnsi="Segoe UI" w:cs="Segoe UI"/>
-          <w:color w:val="1F2328"/>
-        </w:rPr>
-        <w:t xml:space="preserve"> — </w:t>
-      </w:r>
-      <w:proofErr w:type="spellStart"/>
-      <w:r>
-        <w:rPr>
-          <w:rFonts w:ascii="Segoe UI" w:hAnsi="Segoe UI" w:cs="Segoe UI"/>
-          <w:color w:val="1F2328"/>
-        </w:rPr>
-        <w:t>coba</w:t>
-      </w:r>
-      <w:proofErr w:type="spellEnd"/>
-      <w:r>
-        <w:rPr>
-          <w:rFonts w:ascii="Segoe UI" w:hAnsi="Segoe UI" w:cs="Segoe UI"/>
-          <w:color w:val="1F2328"/>
-        </w:rPr>
-        <w:t xml:space="preserve"> </w:t>
-      </w:r>
-      <w:proofErr w:type="spellStart"/>
-      <w:r>
-        <w:rPr>
-          <w:rFonts w:ascii="Segoe UI" w:hAnsi="Segoe UI" w:cs="Segoe UI"/>
-          <w:color w:val="1F2328"/>
-        </w:rPr>
-        <w:t>ubah</w:t>
-      </w:r>
-      <w:proofErr w:type="spellEnd"/>
-      <w:r>
-        <w:rPr>
-          <w:rFonts w:ascii="Segoe UI" w:hAnsi="Segoe UI" w:cs="Segoe UI"/>
-          <w:color w:val="1F2328"/>
-        </w:rPr>
-        <w:t> </w:t>
-      </w:r>
-      <w:proofErr w:type="spellStart"/>
-      <w:r>
-        <w:rPr>
-          <w:rStyle w:val="HTMLCode"/>
-          <w:rFonts w:ascii="Consolas" w:eastAsiaTheme="minorHAnsi" w:hAnsi="Consolas"/>
-          <w:color w:val="1F2328"/>
-        </w:rPr>
-        <w:t>initValidasiForm</w:t>
-      </w:r>
-      <w:proofErr w:type="spellEnd"/>
-      <w:r>
-        <w:rPr>
-          <w:rFonts w:ascii="Segoe UI" w:hAnsi="Segoe UI" w:cs="Segoe UI"/>
-          <w:color w:val="1F2328"/>
-        </w:rPr>
-        <w:t> </w:t>
-      </w:r>
-      <w:proofErr w:type="spellStart"/>
-      <w:r>
-        <w:rPr>
-          <w:rFonts w:ascii="Segoe UI" w:hAnsi="Segoe UI" w:cs="Segoe UI"/>
-          <w:color w:val="1F2328"/>
-        </w:rPr>
-        <w:t>supaya</w:t>
-      </w:r>
-      <w:proofErr w:type="spellEnd"/>
-      <w:r>
-        <w:rPr>
-          <w:rFonts w:ascii="Segoe UI" w:hAnsi="Segoe UI" w:cs="Segoe UI"/>
-          <w:color w:val="1F2328"/>
-        </w:rPr>
-        <w:t xml:space="preserve"> </w:t>
-      </w:r>
-      <w:proofErr w:type="spellStart"/>
-      <w:r>
-        <w:rPr>
-          <w:rFonts w:ascii="Segoe UI" w:hAnsi="Segoe UI" w:cs="Segoe UI"/>
-          <w:color w:val="1F2328"/>
-        </w:rPr>
-        <w:t>nama</w:t>
-      </w:r>
-      <w:proofErr w:type="spellEnd"/>
-      <w:r>
-        <w:rPr>
-          <w:rFonts w:ascii="Segoe UI" w:hAnsi="Segoe UI" w:cs="Segoe UI"/>
-          <w:color w:val="1F2328"/>
-        </w:rPr>
-        <w:t xml:space="preserve"> field yang </w:t>
-      </w:r>
-      <w:proofErr w:type="spellStart"/>
-      <w:r>
-        <w:rPr>
-          <w:rFonts w:ascii="Segoe UI" w:hAnsi="Segoe UI" w:cs="Segoe UI"/>
-          <w:color w:val="1F2328"/>
-        </w:rPr>
-        <w:t>wajib</w:t>
-      </w:r>
-      <w:proofErr w:type="spellEnd"/>
-      <w:r>
-        <w:rPr>
-          <w:rFonts w:ascii="Segoe UI" w:hAnsi="Segoe UI" w:cs="Segoe UI"/>
-          <w:color w:val="1F2328"/>
-        </w:rPr>
-        <w:t xml:space="preserve"> </w:t>
-      </w:r>
-      <w:proofErr w:type="spellStart"/>
-      <w:r>
-        <w:rPr>
-          <w:rFonts w:ascii="Segoe UI" w:hAnsi="Segoe UI" w:cs="Segoe UI"/>
-          <w:color w:val="1F2328"/>
-        </w:rPr>
-        <w:t>divalidasi</w:t>
-      </w:r>
-      <w:proofErr w:type="spellEnd"/>
-      <w:r>
-        <w:rPr>
-          <w:rFonts w:ascii="Segoe UI" w:hAnsi="Segoe UI" w:cs="Segoe UI"/>
-          <w:color w:val="1F2328"/>
-        </w:rPr>
-        <w:t xml:space="preserve"> </w:t>
-      </w:r>
-      <w:proofErr w:type="spellStart"/>
-      <w:r>
-        <w:rPr>
-          <w:rFonts w:ascii="Segoe UI" w:hAnsi="Segoe UI" w:cs="Segoe UI"/>
-          <w:color w:val="1F2328"/>
-        </w:rPr>
-        <w:t>diambil</w:t>
-      </w:r>
-      <w:proofErr w:type="spellEnd"/>
-      <w:r>
-        <w:rPr>
-          <w:rFonts w:ascii="Segoe UI" w:hAnsi="Segoe UI" w:cs="Segoe UI"/>
-          <w:color w:val="1F2328"/>
-        </w:rPr>
-        <w:t xml:space="preserve"> </w:t>
-      </w:r>
-      <w:proofErr w:type="spellStart"/>
-      <w:r>
-        <w:rPr>
-          <w:rFonts w:ascii="Segoe UI" w:hAnsi="Segoe UI" w:cs="Segoe UI"/>
-          <w:color w:val="1F2328"/>
-        </w:rPr>
-        <w:t>dari</w:t>
-      </w:r>
-      <w:proofErr w:type="spellEnd"/>
-      <w:r>
-        <w:rPr>
-          <w:rFonts w:ascii="Segoe UI" w:hAnsi="Segoe UI" w:cs="Segoe UI"/>
-          <w:color w:val="1F2328"/>
-        </w:rPr>
-        <w:t xml:space="preserve"> </w:t>
-      </w:r>
-      <w:proofErr w:type="spellStart"/>
-      <w:r>
-        <w:rPr>
-          <w:rFonts w:ascii="Segoe UI" w:hAnsi="Segoe UI" w:cs="Segoe UI"/>
-          <w:color w:val="1F2328"/>
-        </w:rPr>
-        <w:t>sebuah</w:t>
-      </w:r>
-      <w:proofErr w:type="spellEnd"/>
-      <w:r>
-        <w:rPr>
-          <w:rFonts w:ascii="Segoe UI" w:hAnsi="Segoe UI" w:cs="Segoe UI"/>
-          <w:color w:val="1F2328"/>
-        </w:rPr>
-        <w:t xml:space="preserve"> array/daftar, </w:t>
-      </w:r>
-      <w:proofErr w:type="spellStart"/>
-      <w:r>
-        <w:rPr>
-          <w:rFonts w:ascii="Segoe UI" w:hAnsi="Segoe UI" w:cs="Segoe UI"/>
-          <w:color w:val="1F2328"/>
-        </w:rPr>
-        <w:t>alih-alih</w:t>
-      </w:r>
-      <w:proofErr w:type="spellEnd"/>
-      <w:r>
-        <w:rPr>
-          <w:rFonts w:ascii="Segoe UI" w:hAnsi="Segoe UI" w:cs="Segoe UI"/>
-          <w:color w:val="1F2328"/>
-        </w:rPr>
-        <w:t xml:space="preserve"> </w:t>
-      </w:r>
-      <w:proofErr w:type="spellStart"/>
-      <w:r>
-        <w:rPr>
-          <w:rFonts w:ascii="Segoe UI" w:hAnsi="Segoe UI" w:cs="Segoe UI"/>
-          <w:color w:val="1F2328"/>
-        </w:rPr>
-        <w:t>menulis</w:t>
-      </w:r>
-      <w:proofErr w:type="spellEnd"/>
-      <w:r>
-        <w:rPr>
-          <w:rFonts w:ascii="Segoe UI" w:hAnsi="Segoe UI" w:cs="Segoe UI"/>
-          <w:color w:val="1F2328"/>
-        </w:rPr>
-        <w:t xml:space="preserve"> </w:t>
-      </w:r>
-      <w:proofErr w:type="spellStart"/>
-      <w:r>
-        <w:rPr>
-          <w:rFonts w:ascii="Segoe UI" w:hAnsi="Segoe UI" w:cs="Segoe UI"/>
-          <w:color w:val="1F2328"/>
-        </w:rPr>
-        <w:t>blok</w:t>
-      </w:r>
-      <w:proofErr w:type="spellEnd"/>
-      <w:r>
-        <w:rPr>
-          <w:rFonts w:ascii="Segoe UI" w:hAnsi="Segoe UI" w:cs="Segoe UI"/>
-          <w:color w:val="1F2328"/>
-        </w:rPr>
-        <w:t> </w:t>
-      </w:r>
-      <w:r>
-        <w:rPr>
-          <w:rStyle w:val="HTMLCode"/>
-          <w:rFonts w:ascii="Consolas" w:eastAsiaTheme="minorHAnsi" w:hAnsi="Consolas"/>
-          <w:color w:val="1F2328"/>
-        </w:rPr>
-        <w:t>if</w:t>
-      </w:r>
-      <w:r>
-        <w:rPr>
-          <w:rFonts w:ascii="Segoe UI" w:hAnsi="Segoe UI" w:cs="Segoe UI"/>
-          <w:color w:val="1F2328"/>
-        </w:rPr>
-        <w:t> </w:t>
-      </w:r>
-      <w:proofErr w:type="spellStart"/>
-      <w:r>
-        <w:rPr>
-          <w:rFonts w:ascii="Segoe UI" w:hAnsi="Segoe UI" w:cs="Segoe UI"/>
-          <w:color w:val="1F2328"/>
-        </w:rPr>
-        <w:t>terpisah</w:t>
-      </w:r>
-      <w:proofErr w:type="spellEnd"/>
-      <w:r>
-        <w:rPr>
-          <w:rFonts w:ascii="Segoe UI" w:hAnsi="Segoe UI" w:cs="Segoe UI"/>
-          <w:color w:val="1F2328"/>
-        </w:rPr>
-        <w:t xml:space="preserve"> </w:t>
-      </w:r>
-      <w:proofErr w:type="spellStart"/>
-      <w:r>
-        <w:rPr>
-          <w:rFonts w:ascii="Segoe UI" w:hAnsi="Segoe UI" w:cs="Segoe UI"/>
-          <w:color w:val="1F2328"/>
-        </w:rPr>
-        <w:t>untuk</w:t>
-      </w:r>
-      <w:proofErr w:type="spellEnd"/>
-      <w:r>
-        <w:rPr>
-          <w:rFonts w:ascii="Segoe UI" w:hAnsi="Segoe UI" w:cs="Segoe UI"/>
-          <w:color w:val="1F2328"/>
-        </w:rPr>
-        <w:t xml:space="preserve"> </w:t>
-      </w:r>
-      <w:proofErr w:type="spellStart"/>
-      <w:r>
-        <w:rPr>
-          <w:rFonts w:ascii="Segoe UI" w:hAnsi="Segoe UI" w:cs="Segoe UI"/>
-          <w:color w:val="1F2328"/>
-        </w:rPr>
-        <w:t>tiap</w:t>
-      </w:r>
-      <w:proofErr w:type="spellEnd"/>
-      <w:r>
-        <w:rPr>
-          <w:rFonts w:ascii="Segoe UI" w:hAnsi="Segoe UI" w:cs="Segoe UI"/>
-          <w:color w:val="1F2328"/>
-        </w:rPr>
-        <w:t xml:space="preserve"> field </w:t>
-      </w:r>
-      <w:proofErr w:type="spellStart"/>
-      <w:r>
-        <w:rPr>
-          <w:rFonts w:ascii="Segoe UI" w:hAnsi="Segoe UI" w:cs="Segoe UI"/>
-          <w:color w:val="1F2328"/>
-        </w:rPr>
-        <w:t>satu-satu</w:t>
-      </w:r>
-      <w:proofErr w:type="spellEnd"/>
-      <w:r>
-        <w:rPr>
-          <w:rFonts w:ascii="Segoe UI" w:hAnsi="Segoe UI" w:cs="Segoe UI"/>
-          <w:color w:val="1F2328"/>
-        </w:rPr>
-        <w:t xml:space="preserve"> (</w:t>
-      </w:r>
-      <w:proofErr w:type="spellStart"/>
-      <w:r>
-        <w:rPr>
-          <w:rFonts w:ascii="Segoe UI" w:hAnsi="Segoe UI" w:cs="Segoe UI"/>
-          <w:color w:val="1F2328"/>
-        </w:rPr>
-        <w:t>petunjuk</w:t>
-      </w:r>
-      <w:proofErr w:type="spellEnd"/>
-      <w:r>
-        <w:rPr>
-          <w:rFonts w:ascii="Segoe UI" w:hAnsi="Segoe UI" w:cs="Segoe UI"/>
-          <w:color w:val="1F2328"/>
-        </w:rPr>
-        <w:t xml:space="preserve">: </w:t>
-      </w:r>
-      <w:proofErr w:type="spellStart"/>
-      <w:r>
-        <w:rPr>
-          <w:rFonts w:ascii="Segoe UI" w:hAnsi="Segoe UI" w:cs="Segoe UI"/>
-          <w:color w:val="1F2328"/>
-        </w:rPr>
-        <w:t>pikirkan</w:t>
-      </w:r>
-      <w:proofErr w:type="spellEnd"/>
-      <w:r>
-        <w:rPr>
-          <w:rFonts w:ascii="Segoe UI" w:hAnsi="Segoe UI" w:cs="Segoe UI"/>
-          <w:color w:val="1F2328"/>
-        </w:rPr>
-        <w:t xml:space="preserve"> </w:t>
-      </w:r>
-      <w:proofErr w:type="spellStart"/>
-      <w:r>
-        <w:rPr>
-          <w:rFonts w:ascii="Segoe UI" w:hAnsi="Segoe UI" w:cs="Segoe UI"/>
-          <w:color w:val="1F2328"/>
-        </w:rPr>
-        <w:t>pola</w:t>
-      </w:r>
-      <w:proofErr w:type="spellEnd"/>
-      <w:r>
-        <w:rPr>
-          <w:rFonts w:ascii="Segoe UI" w:hAnsi="Segoe UI" w:cs="Segoe UI"/>
-          <w:color w:val="1F2328"/>
-        </w:rPr>
-        <w:t xml:space="preserve"> </w:t>
-      </w:r>
-      <w:proofErr w:type="spellStart"/>
-      <w:r>
-        <w:rPr>
-          <w:rFonts w:ascii="Segoe UI" w:hAnsi="Segoe UI" w:cs="Segoe UI"/>
-          <w:color w:val="1F2328"/>
-        </w:rPr>
-        <w:t>perulangan</w:t>
-      </w:r>
-      <w:proofErr w:type="spellEnd"/>
-      <w:r>
-        <w:rPr>
-          <w:rFonts w:ascii="Segoe UI" w:hAnsi="Segoe UI" w:cs="Segoe UI"/>
-          <w:color w:val="1F2328"/>
-        </w:rPr>
-        <w:t> </w:t>
-      </w:r>
-      <w:proofErr w:type="spellStart"/>
-      <w:r>
-        <w:rPr>
-          <w:rStyle w:val="HTMLCode"/>
-          <w:rFonts w:ascii="Consolas" w:eastAsiaTheme="minorHAnsi" w:hAnsi="Consolas"/>
-          <w:color w:val="1F2328"/>
-        </w:rPr>
-        <w:t>forEach</w:t>
-      </w:r>
-      <w:proofErr w:type="spellEnd"/>
-      <w:r>
-        <w:rPr>
-          <w:rFonts w:ascii="Segoe UI" w:hAnsi="Segoe UI" w:cs="Segoe UI"/>
-          <w:color w:val="1F2328"/>
-        </w:rPr>
-        <w:t xml:space="preserve"> yang </w:t>
-      </w:r>
-      <w:proofErr w:type="spellStart"/>
-      <w:r>
-        <w:rPr>
-          <w:rFonts w:ascii="Segoe UI" w:hAnsi="Segoe UI" w:cs="Segoe UI"/>
-          <w:color w:val="1F2328"/>
-        </w:rPr>
-        <w:t>sudah</w:t>
-      </w:r>
-      <w:proofErr w:type="spellEnd"/>
-      <w:r>
-        <w:rPr>
-          <w:rFonts w:ascii="Segoe UI" w:hAnsi="Segoe UI" w:cs="Segoe UI"/>
-          <w:color w:val="1F2328"/>
-        </w:rPr>
-        <w:t xml:space="preserve"> </w:t>
-      </w:r>
-      <w:proofErr w:type="spellStart"/>
-      <w:r>
-        <w:rPr>
-          <w:rFonts w:ascii="Segoe UI" w:hAnsi="Segoe UI" w:cs="Segoe UI"/>
-          <w:color w:val="1F2328"/>
-        </w:rPr>
-        <w:t>dipakai</w:t>
-      </w:r>
-      <w:proofErr w:type="spellEnd"/>
-      <w:r>
-        <w:rPr>
-          <w:rFonts w:ascii="Segoe UI" w:hAnsi="Segoe UI" w:cs="Segoe UI"/>
-          <w:color w:val="1F2328"/>
-        </w:rPr>
-        <w:t xml:space="preserve"> di </w:t>
-      </w:r>
-      <w:proofErr w:type="spellStart"/>
-      <w:r>
-        <w:rPr>
-          <w:rFonts w:ascii="Segoe UI" w:hAnsi="Segoe UI" w:cs="Segoe UI"/>
-          <w:color w:val="1F2328"/>
-        </w:rPr>
-        <w:fldChar w:fldCharType="begin"/>
-      </w:r>
-      <w:r>
-        <w:rPr>
-          <w:rFonts w:ascii="Segoe UI" w:hAnsi="Segoe UI" w:cs="Segoe UI"/>
-          <w:color w:val="1F2328"/>
-        </w:rPr>
-        <w:instrText xml:space="preserve"> HYPERLINK "https://github.com/dimas1984/PemogramanWeb2026/blob/main/kode-praktikum/jobsheet-05/Dokumentasi/05-js-konfirmasi-hapus.md" </w:instrText>
-      </w:r>
-      <w:r>
-        <w:rPr>
-          <w:rFonts w:ascii="Segoe UI" w:hAnsi="Segoe UI" w:cs="Segoe UI"/>
-          <w:color w:val="1F2328"/>
-        </w:rPr>
-        <w:fldChar w:fldCharType="separate"/>
-      </w:r>
-      <w:r>
-        <w:rPr>
-          <w:rStyle w:val="Hyperlink"/>
-          <w:rFonts w:ascii="Segoe UI" w:hAnsi="Segoe UI" w:cs="Segoe UI"/>
-          <w:color w:val="0969DA"/>
-        </w:rPr>
-        <w:t>bab</w:t>
-      </w:r>
-      <w:proofErr w:type="spellEnd"/>
-      <w:r>
-        <w:rPr>
-          <w:rStyle w:val="Hyperlink"/>
-          <w:rFonts w:ascii="Segoe UI" w:hAnsi="Segoe UI" w:cs="Segoe UI"/>
-          <w:color w:val="0969DA"/>
-        </w:rPr>
-        <w:t xml:space="preserve"> 5</w:t>
-      </w:r>
-      <w:r>
-        <w:rPr>
-          <w:rFonts w:ascii="Segoe UI" w:hAnsi="Segoe UI" w:cs="Segoe UI"/>
-          <w:color w:val="1F2328"/>
-        </w:rPr>
-        <w:fldChar w:fldCharType="end"/>
-      </w:r>
-      <w:r>
-        <w:rPr>
-          <w:rFonts w:ascii="Segoe UI" w:hAnsi="Segoe UI" w:cs="Segoe UI"/>
-          <w:color w:val="1F2328"/>
-        </w:rPr>
-        <w:t> dan </w:t>
-      </w:r>
-      <w:proofErr w:type="spellStart"/>
-      <w:r>
-        <w:rPr>
-          <w:rFonts w:ascii="Segoe UI" w:hAnsi="Segoe UI" w:cs="Segoe UI"/>
-          <w:color w:val="1F2328"/>
-        </w:rPr>
-        <w:fldChar w:fldCharType="begin"/>
-      </w:r>
-      <w:r>
-        <w:rPr>
-          <w:rFonts w:ascii="Segoe UI" w:hAnsi="Segoe UI" w:cs="Segoe UI"/>
-          <w:color w:val="1F2328"/>
-        </w:rPr>
-        <w:instrText xml:space="preserve"> HYPERLINK "https://github.com/dimas1984/PemogramanWeb2026/blob/main/kode-praktikum/jobsheet-05/Dokumentasi/06-js-filter-tabel.md" </w:instrText>
-      </w:r>
-      <w:r>
-        <w:rPr>
-          <w:rFonts w:ascii="Segoe UI" w:hAnsi="Segoe UI" w:cs="Segoe UI"/>
-          <w:color w:val="1F2328"/>
-        </w:rPr>
-        <w:fldChar w:fldCharType="separate"/>
-      </w:r>
-      <w:r>
-        <w:rPr>
-          <w:rStyle w:val="Hyperlink"/>
-          <w:rFonts w:ascii="Segoe UI" w:hAnsi="Segoe UI" w:cs="Segoe UI"/>
-          <w:color w:val="0969DA"/>
-        </w:rPr>
-        <w:t>bab</w:t>
-      </w:r>
-      <w:proofErr w:type="spellEnd"/>
-      <w:r>
-        <w:rPr>
-          <w:rStyle w:val="Hyperlink"/>
-          <w:rFonts w:ascii="Segoe UI" w:hAnsi="Segoe UI" w:cs="Segoe UI"/>
-          <w:color w:val="0969DA"/>
-        </w:rPr>
-        <w:t xml:space="preserve"> 6</w:t>
-      </w:r>
-      <w:r>
-        <w:rPr>
-          <w:rFonts w:ascii="Segoe UI" w:hAnsi="Segoe UI" w:cs="Segoe UI"/>
-          <w:color w:val="1F2328"/>
-        </w:rPr>
-        <w:fldChar w:fldCharType="end"/>
-      </w:r>
-      <w:r>
-        <w:rPr>
-          <w:rFonts w:ascii="Segoe UI" w:hAnsi="Segoe UI" w:cs="Segoe UI"/>
-          <w:color w:val="1F2328"/>
-        </w:rPr>
-        <w:t>).</w:t>
+        <w:ind w:left="720"/>
+        <w:rPr>
+          <w:rFonts w:ascii="Segoe UI" w:hAnsi="Segoe UI" w:cs="Segoe UI"/>
+          <w:color w:val="1F2328"/>
+        </w:rPr>
+      </w:pPr>
+    </w:p>
+    <w:p>
+      <w:pPr>
+        <w:shd w:val="clear" w:color="auto" w:fill="FFFFFF"/>
+        <w:spacing w:after="0" w:afterAutospacing="1" w:line="240" w:lineRule="auto"/>
+        <w:ind w:left="720"/>
+        <w:rPr>
+          <w:rFonts w:ascii="Segoe UI" w:hAnsi="Segoe UI" w:cs="Segoe UI"/>
+          <w:color w:val="1F2328"/>
+        </w:rPr>
+      </w:pPr>
+      <w:r>
+        <w:rPr>
+          <w:rFonts w:ascii="Segoe UI" w:hAnsi="Segoe UI" w:cs="Segoe UI"/>
+          <w:color w:val="1F2328"/>
+        </w:rPr>
+        <w:drawing>
+          <wp:inline distT="0" distB="0" distL="0" distR="0" wp14:anchorId="39A225F9" wp14:editId="60D99D12">
+            <wp:extent cx="2906981" cy="3913245"/>
+            <wp:effectExtent l="0" t="0" r="8255" b="0"/>
+            <wp:docPr id="4" name="Picture 4"/>
+            <wp:cNvGraphicFramePr>
+              <a:graphicFrameLocks xmlns:a="http://schemas.openxmlformats.org/drawingml/2006/main" noChangeAspect="1"/>
+            </wp:cNvGraphicFramePr>
+            <a:graphic xmlns:a="http://schemas.openxmlformats.org/drawingml/2006/main">
+              <a:graphicData uri="http://schemas.openxmlformats.org/drawingml/2006/picture">
+                <pic:pic xmlns:pic="http://schemas.openxmlformats.org/drawingml/2006/picture">
+                  <pic:nvPicPr>
+                    <pic:cNvPr id="1" name=""/>
+                    <pic:cNvPicPr/>
+                  </pic:nvPicPr>
+                  <pic:blipFill>
+                    <a:blip r:embed="rId16"/>
+                    <a:stretch>
+                      <a:fillRect/>
+                    </a:stretch>
+                  </pic:blipFill>
+                  <pic:spPr>
+                    <a:xfrm>
+                      <a:off x="0" y="0"/>
+                      <a:ext cx="2910872" cy="3918483"/>
+                    </a:xfrm>
+                    <a:prstGeom prst="rect">
+                      <a:avLst/>
+                    </a:prstGeom>
+                  </pic:spPr>
+                </pic:pic>
+              </a:graphicData>
+            </a:graphic>
+          </wp:inline>
+        </w:drawing>
       </w:r>
     </w:p>
     <w:p>
